--- a/Tailored_CVs/Shinoy_Recint_B_V__Senior_Tester.docx
+++ b/Tailored_CVs/Shinoy_Recint_B_V__Senior_Tester.docx
@@ -70,7 +70,7 @@
           <w:b w:val="0"/>
           <w:sz w:val="19"/>
         </w:rPr>
-        <w:t>I am a QA automation engineer with over 8 years of experience testing complex financial systems and long end-to-end process chains. My background includes building scalable frameworks, running CI/CD pipelines with Jenkins, and validating backend data using SQL. I am comfortable performing both functional and technical tests while coordinating across teams to ensure high release stability.</w:t>
+        <w:t>I am a QA automation engineer with over 8 years of experience testing complex financial systems and long end-to-end chains. My background includes building scalable test frameworks with Java, Playwright, and Selenium, alongside managing Jenkins CI/CD pipelines and backend SQL validation. I enjoy collaborating with development teams to set up test environments and ensure high release quality.</w:t>
       </w:r>
     </w:p>
     <w:p>
@@ -288,7 +288,7 @@
           <w:b w:val="0"/>
           <w:sz w:val="18"/>
         </w:rPr>
-        <w:t>▸ Tested long internal and external process chains across complex banking and financial systems, coordinating tests between DevOps teams and external parties.</w:t>
+        <w:t>▸ Tested long internal and external international chains for banking and financial workflows, coordinating test execution across multiple business processes and IT systems.</w:t>
       </w:r>
     </w:p>
     <w:p>
@@ -301,7 +301,7 @@
           <w:b w:val="0"/>
           <w:sz w:val="18"/>
         </w:rPr>
-        <w:t>▸ Performed both functional and technical testing, executing automated regression test builds using Jenkins and validating backend datasets with Oracle SQL.</w:t>
+        <w:t>▸ Managed test environments and ran automated regression test builds using Jenkins and AWS to support continuous delivery cycles.</w:t>
       </w:r>
     </w:p>
     <w:p>
@@ -314,7 +314,7 @@
           <w:b w:val="0"/>
           <w:sz w:val="18"/>
         </w:rPr>
-        <w:t>▸ Managed test cases, monitored test results, and maintained test environments to support continuous delivery and reduce defect leakage.</w:t>
+        <w:t>▸ Executed backend validation and complex Oracle SQL queries to ensure data integrity across microservices architectures.</w:t>
       </w:r>
     </w:p>
     <w:p>
@@ -327,7 +327,7 @@
           <w:b w:val="0"/>
           <w:sz w:val="18"/>
         </w:rPr>
-        <w:t>▸ Created and maintained automated testing frameworks using Java Selenium and TypeScript to support reliable, repeatable test execution.</w:t>
+        <w:t>▸ Streamlined test generation and deployment scripts utilizing AI tools like Gemini Code Assist to speed up delivery.</w:t>
       </w:r>
     </w:p>
     <w:p>
